--- a/speechs/SPEECH FUNDACION JOSEP CARRERAS.docx
+++ b/speechs/SPEECH FUNDACION JOSEP CARRERAS.docx
@@ -1348,7 +1348,7 @@
           <w:b/>
           <w:bCs/>
         </w:rPr>
-        <w:t>150.000 socios</w:t>
+        <w:t>120.000 socios</w:t>
       </w:r>
       <w:r>
         <w:t>.</w:t>

--- a/speechs/SPEECH FUNDACION JOSEP CARRERAS.docx
+++ b/speechs/SPEECH FUNDACION JOSEP CARRERAS.docx
@@ -1429,7 +1429,7 @@
           <w:b/>
           <w:bCs/>
         </w:rPr>
-        <w:t>¿Te animas a hacerte socio?</w:t>
+        <w:t xml:space="preserve">¿Te animas a hacerte socio de la Fundación?</w:t>
       </w:r>
     </w:p>
     <w:p>

--- a/speechs/SPEECH FUNDACION JOSEP CARRERAS.docx
+++ b/speechs/SPEECH FUNDACION JOSEP CARRERAS.docx
@@ -400,7 +400,7 @@
           <w:b/>
           <w:bCs/>
         </w:rPr>
-        <w:t>REDMO: el Registro Español de Donantes de Médula Ósea.</w:t>
+        <w:t xml:space="preserve">REDMO: el Registro de Donantes de Médula Ósea de España.</w:t>
       </w:r>
     </w:p>
     <w:p>
@@ -414,7 +414,7 @@
           <w:b/>
           <w:bCs/>
         </w:rPr>
-        <w:t>Medio millón solo en España.</w:t>
+        <w:t xml:space="preserve">Más de medio millón solo en España.</w:t>
       </w:r>
     </w:p>
     <w:p>
@@ -468,7 +468,7 @@
           <w:b/>
           <w:bCs/>
         </w:rPr>
-        <w:t>Y veintisiete días después aparece.</w:t>
+        <w:t xml:space="preserve">Y veintiséis días después aparece.</w:t>
       </w:r>
     </w:p>
     <w:p>
@@ -622,22 +622,22 @@
           <w:b/>
           <w:bCs/>
         </w:rPr>
-        <w:t>más de ocho de cada diez pacientes encuentran a su donante.</w:t>
-      </w:r>
-    </w:p>
-    <w:p>
-      <w:r>
-        <w:t xml:space="preserve">El REDMO abre casi </w:t>
-      </w:r>
-      <w:r>
-        <w:rPr>
-          <w:b/>
-          <w:bCs/>
-        </w:rPr>
-        <w:t>cuatro búsquedas nuevas cada día</w:t>
-      </w:r>
-      <w:r>
-        <w:t>.</w:t>
+        <w:t xml:space="preserve">nueve de cada diez pacientes encuentran a su donante.</w:t>
+      </w:r>
+    </w:p>
+    <w:p>
+      <w:r>
+        <w:t xml:space="preserve">El REDMO abre </w:t>
+      </w:r>
+      <w:r>
+        <w:rPr>
+          <w:b/>
+          <w:bCs/>
+        </w:rPr>
+        <w:t xml:space="preserve">cuatro búsquedas nuevas cada día</w:t>
+      </w:r>
+      <w:r>
+        <w:t xml:space="preserve">.</w:t>
       </w:r>
     </w:p>
     <w:p>
@@ -749,11 +749,7 @@
     </w:p>
     <w:p>
       <w:r>
-        <w:rPr>
-          <w:i/>
-          <w:iCs/>
-        </w:rPr>
-        <w:t>(Si cuenta que su búsqueda tardó meses, no lo contradigas: los 27 días son hasta encontrar un posible donante; después vienen las pruebas de confirmación y la preparación.)</w:t>
+        <w:t xml:space="preserve">(Si cuenta que su búsqueda tardó meses, no lo contradigas: los 26 días son hasta encontrar un posible donante; después vienen las pruebas de confirmación y la preparación.)</w:t>
       </w:r>
     </w:p>
     <w:p>
@@ -904,25 +900,30 @@
           <w:b/>
           <w:bCs/>
         </w:rPr>
-        <w:t>ocho pisos abiertos en Barcelona</w:t>
-      </w:r>
-      <w:r>
-        <w:t>, cerca de los hospitales de referencia.</w:t>
-      </w:r>
-    </w:p>
-    <w:p>
-      <w:r>
-        <w:t xml:space="preserve">El año pasado durmieron en ellos </w:t>
-      </w:r>
-      <w:r>
-        <w:rPr>
-          <w:b/>
-          <w:bCs/>
-        </w:rPr>
-        <w:t>41 familias</w:t>
-      </w:r>
-      <w:r>
-        <w:t xml:space="preserve"> llegadas de toda España.</w:t>
+        <w:t xml:space="preserve">nueve pisos abiertos en Barcelona</w:t>
+      </w:r>
+      <w:r>
+        <w:t xml:space="preserve">, cerca de los hospitales de referencia.</w:t>
+      </w:r>
+    </w:p>
+    <w:p>
+      <w:r>
+        <w:t xml:space="preserve">El año pasado durmieron en ellos, y en cinco hoteles colaboradores, </w:t>
+      </w:r>
+      <w:r>
+        <w:rPr>
+          <w:b/>
+          <w:bCs/>
+        </w:rPr>
+        <w:t xml:space="preserve">102 pacientes y sus acompañantes</w:t>
+      </w:r>
+      <w:r>
+        <w:t xml:space="preserve"> llegados de toda España.</w:t>
+      </w:r>
+    </w:p>
+    <w:p>
+      <w:r>
+        <w:t xml:space="preserve">Nunca habían sido tantos.</w:t>
       </w:r>
     </w:p>
     <w:p>
@@ -1284,7 +1285,7 @@
     </w:p>
     <w:p>
       <w:r>
-        <w:t>El REDMO llevaba más de treinta años buscando donantes.</w:t>
+        <w:t xml:space="preserve">El REDMO llevaba treinta y cinco años buscando donantes.</w:t>
       </w:r>
     </w:p>
     <w:p>
@@ -1348,10 +1349,10 @@
           <w:b/>
           <w:bCs/>
         </w:rPr>
-        <w:t>120.000 socios</w:t>
-      </w:r>
-      <w:r>
-        <w:t>.</w:t>
+        <w:t xml:space="preserve">157.000 socios</w:t>
+      </w:r>
+      <w:r>
+        <w:t xml:space="preserve">.</w:t>
       </w:r>
     </w:p>
     <w:p>

--- a/speechs/SPEECH FUNDACION JOSEP CARRERAS.docx
+++ b/speechs/SPEECH FUNDACION JOSEP CARRERAS.docx
@@ -622,7 +622,7 @@
           <w:b/>
           <w:bCs/>
         </w:rPr>
-        <w:t xml:space="preserve">nueve de cada diez pacientes encuentran a su donante.</w:t>
+        <w:t xml:space="preserve">más de nueve de cada diez pacientes encuentran a su donante.</w:t>
       </w:r>
     </w:p>
     <w:p>

--- a/speechs/SPEECH FUNDACION JOSEP CARRERAS.docx
+++ b/speechs/SPEECH FUNDACION JOSEP CARRERAS.docx
@@ -507,7 +507,7 @@
     </w:p>
     <w:p>
       <w:r>
-        <w:t>Y no pueden pasar más de tres días desde que se extraen hasta que entran en el cuerpo de Marta.</w:t>
+        <w:t xml:space="preserve">Son células vivas, y tienen que llegar cuanto antes.</w:t>
       </w:r>
     </w:p>
     <w:p>
@@ -595,22 +595,27 @@
     </w:p>
     <w:p>
       <w:r>
-        <w:t xml:space="preserve">De esos cuarenta millones, un paciente que encuentra donante suele tener solo </w:t>
-      </w:r>
-      <w:r>
-        <w:rPr>
-          <w:b/>
-          <w:bCs/>
-        </w:rPr>
-        <w:t>dos personas compatibles</w:t>
-      </w:r>
-      <w:r>
-        <w:t>.</w:t>
-      </w:r>
-    </w:p>
-    <w:p>
-      <w:r>
-        <w:t>Encontrar a esas dos entre cuarenta millones es el trabajo del REDMO, todos los días.</w:t>
+        <w:t xml:space="preserve">La probabilidad de que dos personas que no son familia sean compatibles es de </w:t>
+      </w:r>
+      <w:r>
+        <w:rPr>
+          <w:b/>
+          <w:bCs/>
+        </w:rPr>
+        <w:t xml:space="preserve">una entre 3.500</w:t>
+      </w:r>
+      <w:r>
+        <w:t xml:space="preserve">.</w:t>
+      </w:r>
+    </w:p>
+    <w:p>
+      <w:r>
+        <w:t xml:space="preserve">Por eso hacen falta cuarenta millones.</w:t>
+      </w:r>
+    </w:p>
+    <w:p>
+      <w:r>
+        <w:t xml:space="preserve">Y por eso encontrar a esa persona es el trabajo del REDMO, todos los días.</w:t>
       </w:r>
     </w:p>
     <w:p>
